--- a/livrables/lecons/enneagramme/2026-07-15_lecon-enneagramme_07_type-5-investigateur-observateur.docx
+++ b/livrables/lecons/enneagramme/2026-07-15_lecon-enneagramme_07_type-5-investigateur-observateur.docx
@@ -278,7 +278,7 @@
           <w:sz w:val="22"/>
           <w:szCs w:val="22"/>
         </w:rPr>
-        <w:t xml:space="preserve">« Le Cinq sain devient un visionnaire pionnier, ouvrant des voies nouvelles pour comprendre le monde. »</w:t>
+        <w:t xml:space="preserve">La page type-5 de l'Enneagram Institute écrit, sous « At their Best » : « visionary pioneers, often ahead of their time, and able to see the world in an entirely new way » — soit un visionnaire pionnier, souvent en avance sur son temps, capable de voir le monde d'une manière entièrement nouvelle (traduction de la leçon).</w:t>
       </w:r>
       <w:r>
         <w:rPr>
@@ -288,6 +288,17 @@
           <w:szCs w:val="20"/>
         </w:rPr>
         <w:t xml:space="preserve">  — Riso &amp; Hudson, The Enneagram Institute</w:t>
+      </w:r>
+      <w:r>
+        <w:rPr>
+          <w:rFonts w:ascii="Times New Roman" w:cs="Times New Roman" w:eastAsia="Times New Roman" w:hAnsi="Times New Roman"/>
+          <w:i/>
+          <w:iCs/>
+          <w:color w:val="6B7280"/>
+          <w:sz w:val="20"/>
+          <w:szCs w:val="20"/>
+        </w:rPr>
+        <w:t xml:space="preserve">   [Corrigé le 12/10/2026 : la version du 15/07/2026 donnait entre guillemets, en français, « Le Cinq sain devient un visionnaire pionnier, ouvrant des voies nouvelles pour comprendre le monde. » — Riso &amp; Hudson, The Enneagram Institute. La page, rouverte le 12/10/2026 (HTTP 200, 14 879 caractères utiles), est en anglais : la phrase française était une traduction présentée comme une citation. Le fond est exact, la page porte bien « visionary pioneers … able to see the world in an entirely new way ».]</w:t>
       </w:r>
     </w:p>
     <w:p>
@@ -793,6 +804,50 @@
           <w:szCs w:val="22"/>
         </w:rPr>
         <w:t xml:space="preserve">Leçon n°08 — Type 6, le Loyaliste : la peur et le doute au cœur du centre mental, la pensée « pour et contre », les six contra-phobiques et phobiques.</w:t>
+      </w:r>
+    </w:p>
+    <w:p>
+      <w:pPr>
+        <w:spacing w:before="360" w:after="120"/>
+      </w:pPr>
+      <w:r>
+        <w:rPr>
+          <w:rFonts w:ascii="Times New Roman" w:cs="Times New Roman" w:eastAsia="Times New Roman" w:hAnsi="Times New Roman"/>
+          <w:b/>
+          <w:bCs/>
+          <w:color w:val="1F2937"/>
+          <w:sz w:val="26"/>
+          <w:szCs w:val="26"/>
+        </w:rPr>
+        <w:t xml:space="preserve">📝 Journal des corrections</w:t>
+      </w:r>
+    </w:p>
+    <w:p>
+      <w:pPr>
+        <w:spacing w:after="80"/>
+      </w:pPr>
+      <w:r>
+        <w:rPr>
+          <w:rFonts w:ascii="Times New Roman" w:cs="Times New Roman" w:eastAsia="Times New Roman" w:hAnsi="Times New Roman"/>
+          <w:color w:val="1F2937"/>
+          <w:sz w:val="22"/>
+          <w:szCs w:val="22"/>
+        </w:rPr>
+        <w:t xml:space="preserve">Correction apportée le 12/10/2026 après réouverture des quatre sources listées avec un agent de navigateur. Le libellé d'origine est conservé ci-dessous.</w:t>
+      </w:r>
+    </w:p>
+    <w:p>
+      <w:pPr>
+        <w:spacing w:after="80"/>
+      </w:pPr>
+      <w:r>
+        <w:rPr>
+          <w:rFonts w:ascii="Times New Roman" w:cs="Times New Roman" w:eastAsia="Times New Roman" w:hAnsi="Times New Roman"/>
+          <w:color w:val="1F2937"/>
+          <w:sz w:val="20"/>
+          <w:szCs w:val="20"/>
+        </w:rPr>
+        <w:t xml:space="preserve">• Théorie, Le Cinq sain — citation française prêtée à Riso &amp; Hudson / The Enneagram Institute, dont la page est en anglais. La citation anglaise littérale remplace la traduction, qui est déclarée comme telle. Détection : passe ㉜ de controle_attributions.py le 09/10/2026, reclassée « traduction possible, non tranché » au 12/10/2026.</w:t>
       </w:r>
     </w:p>
     <w:sectPr>
